--- a/2차원바코드_개념과_유형.docx
+++ b/2차원바코드_개념과_유형.docx
@@ -167,6 +167,136 @@
           <w:sz w:val="24"/>
         </w:rPr>
         <w:t>2차원 바코드는 대용량 데이터 저장, 오류 정정, 범용 판독이라는 장점을 바탕으로 다양한 산업 분야에 깊숙이 침투해 있다. QR 코드는 일상적인 모바일 서비스에, PDF417은 신분증·항공권 등 공공 문서에, 데이터 매트릭스는 초소형 부품·의약품 추적에 각각 최적화된 형태로 발전해 왔으며, 디지털 전환(DX) 흐름 속에서 그 활용 범위는 더욱 확대될 것으로 예상된다.</w:t>
+      </w:r>
+    </w:p>
+    <w:p>
+      <w:pPr>
+        <w:spacing w:before="0" w:after="0"/>
+      </w:pPr>
+      <w:r>
+        <w:br w:type="page"/>
+      </w:r>
+    </w:p>
+    <w:p>
+      <w:pPr>
+        <w:spacing w:before="0" w:after="160"/>
+        <w:jc w:val="left"/>
+      </w:pPr>
+      <w:r>
+        <w:rPr>
+          <w:b/>
+          <w:color w:val="1F497D"/>
+          <w:sz w:val="28"/>
+        </w:rPr>
+        <w:t>참고 문헌</w:t>
+      </w:r>
+    </w:p>
+    <w:p>
+      <w:pPr>
+        <w:spacing w:before="20" w:after="80"/>
+        <w:ind w:left="480" w:hanging="480"/>
+      </w:pPr>
+      <w:r>
+        <w:rPr>
+          <w:sz w:val="20"/>
+        </w:rPr>
+        <w:t>[1] Denso Wave Incorporated. (2015). QR Code Standardization. https://www.qrcode.com/en/about/standards.html</w:t>
+      </w:r>
+    </w:p>
+    <w:p>
+      <w:pPr>
+        <w:spacing w:before="20" w:after="80"/>
+        <w:ind w:left="480" w:hanging="480"/>
+      </w:pPr>
+      <w:r>
+        <w:rPr>
+          <w:sz w:val="20"/>
+        </w:rPr>
+        <w:t>[2] ISO/IEC 18004:2015. Information technology — Automatic identification and data capture techniques — QR Code bar code symbology specification. ISO.</w:t>
+      </w:r>
+    </w:p>
+    <w:p>
+      <w:pPr>
+        <w:spacing w:before="20" w:after="80"/>
+        <w:ind w:left="480" w:hanging="480"/>
+      </w:pPr>
+      <w:r>
+        <w:rPr>
+          <w:sz w:val="20"/>
+        </w:rPr>
+        <w:t>[3] Wang, Y. J., &amp; Liu, W. (2011). Comparison of QR code and data matrix for mobile phone barcode systems. 2011 International Conference on Computer and Management (CAMAN), 1-5. https://doi.org/10.1109/CAMAN.2011.5778834</w:t>
+      </w:r>
+    </w:p>
+    <w:p>
+      <w:pPr>
+        <w:spacing w:before="20" w:after="80"/>
+        <w:ind w:left="480" w:hanging="480"/>
+      </w:pPr>
+      <w:r>
+        <w:rPr>
+          <w:sz w:val="20"/>
+        </w:rPr>
+        <w:t>[4] Symbol Technologies. (1992). PDF417: A New Bar Code Symbology for Industry. Symbology Specification.</w:t>
+      </w:r>
+    </w:p>
+    <w:p>
+      <w:pPr>
+        <w:spacing w:before="20" w:after="80"/>
+        <w:ind w:left="480" w:hanging="480"/>
+      </w:pPr>
+      <w:r>
+        <w:rPr>
+          <w:sz w:val="20"/>
+        </w:rPr>
+        <w:t>[5] ISO/IEC 15438:2015. Information technology — Automatic identification and data capture techniques — PDF417 bar code symbology specification. ISO.</w:t>
+      </w:r>
+    </w:p>
+    <w:p>
+      <w:pPr>
+        <w:spacing w:before="20" w:after="80"/>
+        <w:ind w:left="480" w:hanging="480"/>
+      </w:pPr>
+      <w:r>
+        <w:rPr>
+          <w:sz w:val="20"/>
+        </w:rPr>
+        <w:t>[6] ISO/IEC 16022:2006. Information technology — Automatic identification and data capture techniques — Data Matrix bar code symbology specification. ISO.</w:t>
+      </w:r>
+    </w:p>
+    <w:p>
+      <w:pPr>
+        <w:spacing w:before="20" w:after="80"/>
+        <w:ind w:left="480" w:hanging="480"/>
+      </w:pPr>
+      <w:r>
+        <w:rPr>
+          <w:sz w:val="20"/>
+        </w:rPr>
+        <w:t>[7] GS1. (2023). GS1 DataMatrix Guideline: Overview and technical introduction to the use of GS1 DataMatrix. GS1 Global Office.</w:t>
+      </w:r>
+    </w:p>
+    <w:p>
+      <w:pPr>
+        <w:spacing w:before="20" w:after="80"/>
+        <w:ind w:left="480" w:hanging="480"/>
+      </w:pPr>
+      <w:r>
+        <w:rPr>
+          <w:sz w:val="20"/>
+        </w:rPr>
+        <w:t>[8] U.S. Food and Drug Administration. (2023). Unique Device Identification System (UDI System). https://www.fda.gov/medical-devices/device-advice-comprehensive-regulatory-assistance/unique-device-identification-system-udi-system</w:t>
+      </w:r>
+    </w:p>
+    <w:p>
+      <w:pPr>
+        <w:spacing w:before="20" w:after="80"/>
+        <w:ind w:left="480" w:hanging="480"/>
+      </w:pPr>
+      <w:r>
+        <w:rPr>
+          <w:sz w:val="20"/>
+        </w:rPr>
+        <w:t>[9] 한국정보통신기술협회(TTA). (2020). 2차원 바코드 기술 및 응용 표준화 동향. TTA Journal, 189, 55-62.</w:t>
       </w:r>
     </w:p>
     <w:sectPr>
